--- a/tailored/cv_by-light-professional-it-services_senior-full-stack-developer-remote-telec.docx
+++ b/tailored/cv_by-light-professional-it-services_senior-full-stack-developer-remote-telec.docx
@@ -17,7 +17,7 @@
     </w:p>
     <w:p>
       <w:r>
-        <w:t>Email: muzzamilhassandev@gmail.com | Phone: +923055779207 | LinkedIn: linkedin.com/in/muzzamilhassann/ | GitHub: github.com/muzzamilhassan/ | Portfolio: muzzamilhassandev.vercel.app/</w:t>
+        <w:t>Email: muzzamilhassandev@gmail.com | Phone: +923055779207 | Portfolio: https://muzzamilhassandev.vercel.app/</w:t>
       </w:r>
     </w:p>
     <w:p>
@@ -30,7 +30,7 @@
     </w:p>
     <w:p>
       <w:r>
-        <w:t>Full Stack Developer with expertise in architecting and shipping production-grade SaaS products end-to-end on the JavaScript/TypeScript ecosystem. Proficient in React, Next.js, Node.js, and NestJS with strong experience in both SQL (PostgreSQL, MySQL, SQLite) and NoSQL (MongoDB, Firebase, Supabase) databases. Experienced in building scalable web applications, implementing authentication systems, optimizing performance, and delivering pixel-perfect UIs with a focus on user experience and accessibility.</w:t>
+        <w:t>Full Stack Developer with expertise in architecting and shipping production-grade SaaS products end-to-end on the JavaScript/TypeScript ecosystem. Proficient in React, Next.js (App Router, Server Components, SSR/ISR), TypeScript, and TanStack Query for frontend development, with backend experience in Node.js, Express.js, and NestJS. Strong background in both SQL databases (PostgreSQL, MySQL, SQLite with Drizzle ORM) and NoSQL solutions (MongoDB, Firebase, Supabase). Experience building scalable REST APIs, implementing JWT/OAuth2 authentication with RBAC, and optimizing performance through SSR, caching, lazy loading, and code splitting. AI delivery experience with LangChain, LangGraph, and OpenAI API.</w:t>
       </w:r>
     </w:p>
     <w:p>
@@ -46,7 +46,7 @@
         <w:pStyle w:val="ListBullet"/>
       </w:pPr>
       <w:r>
-        <w:t>**Languages**: JavaScript (ES6+), TypeScript, HTML5, CSS3</w:t>
+        <w:t>**Languages**: HTML5, CSS3, JavaScript (ES6+), TypeScript</w:t>
       </w:r>
     </w:p>
     <w:p>
@@ -54,7 +54,7 @@
         <w:pStyle w:val="ListBullet"/>
       </w:pPr>
       <w:r>
-        <w:t>**Frontend**: React.js, Next.js, Redux Toolkit, TanStack Query, Tailwind CSS</w:t>
+        <w:t>**Frontend**: React.js, Next.js, React Native, Redux Toolkit, TanStack Query, Tailwind CSS</w:t>
       </w:r>
     </w:p>
     <w:p>
@@ -78,6 +78,14 @@
         <w:pStyle w:val="ListBullet"/>
       </w:pPr>
       <w:r>
+        <w:t>**AI/ML**: LangChain, LangGraph, OpenAI API</w:t>
+      </w:r>
+    </w:p>
+    <w:p>
+      <w:pPr>
+        <w:pStyle w:val="ListBullet"/>
+      </w:pPr>
+      <w:r>
         <w:t>**Cloud &amp; DevOps**: Vercel (CI/CD, Edge Functions), Docker, GitHub Actions, AWS Amplify</w:t>
       </w:r>
     </w:p>
@@ -86,15 +94,7 @@
         <w:pStyle w:val="ListBullet"/>
       </w:pPr>
       <w:r>
-        <w:t>**AI Integration**: LangChain, LangGraph, OpenAI API</w:t>
-      </w:r>
-    </w:p>
-    <w:p>
-      <w:pPr>
-        <w:pStyle w:val="ListBullet"/>
-      </w:pPr>
-      <w:r>
-        <w:t>**Tools &amp; Practices**: Git, GitHub, Figma, JIRA, Component Architecture, SEO, a11y, Performance Optimization</w:t>
+        <w:t>**Tools**: Git, GitHub, Bitbucket, Figma, JIRA, Stripe API, Google Maps API, S3-compatible storage</w:t>
       </w:r>
     </w:p>
     <w:p>
@@ -115,7 +115,7 @@
         <w:pStyle w:val="ListBullet"/>
       </w:pPr>
       <w:r>
-        <w:t>Architected and shipped production features for an enterprise headless CMS (Nextly) using Next.js App Router, TypeScript, and TanStack Query</w:t>
+        <w:t>Architected and shipped production features for enterprise headless CMS (Nextly) using Next.js App Router, TypeScript, and TanStack Query</w:t>
       </w:r>
     </w:p>
     <w:p>
@@ -123,7 +123,7 @@
         <w:pStyle w:val="ListBullet"/>
       </w:pPr>
       <w:r>
-        <w:t>Owned the full authentication and access control layer: JWT-based auth and a flexible RBAC system supporting multiple user roles across client organizations</w:t>
+        <w:t>Owned full authentication and access control layer: JWT-based auth and flexible RBAC system supporting multiple user roles across client organizations</w:t>
       </w:r>
     </w:p>
     <w:p>
@@ -131,7 +131,7 @@
         <w:pStyle w:val="ListBullet"/>
       </w:pPr>
       <w:r>
-        <w:t>Designed and maintained a pluggable multi-database adapter system (PostgreSQL, MySQL, SQLite)</w:t>
+        <w:t>Designed and maintained pluggable multi-database adapter system (PostgreSQL, MySQL, SQLite)</w:t>
       </w:r>
     </w:p>
     <w:p>
@@ -147,7 +147,7 @@
         <w:pStyle w:val="ListBullet"/>
       </w:pPr>
       <w:r>
-        <w:t>Built a fully customizable admin dashboard for collections, media uploads, user roles, and system settings</w:t>
+        <w:t>Built customizable admin dashboard for collections, media uploads, user roles, and system settings</w:t>
       </w:r>
     </w:p>
     <w:p>
@@ -163,12 +163,12 @@
         <w:pStyle w:val="Heading2"/>
       </w:pPr>
       <w:r>
-        <w:t>PROJECTS</w:t>
+        <w:t>KEY PROJECTS</w:t>
       </w:r>
     </w:p>
     <w:p>
       <w:r>
-        <w:t>**Nextly** - Enterprise Headless CMS &amp; SaaS Framework (Live)</w:t>
+        <w:t>**Nextly** - Enterprise Headless CMS &amp; SaaS Framework</w:t>
       </w:r>
     </w:p>
     <w:p>
@@ -176,7 +176,7 @@
         <w:pStyle w:val="ListBullet"/>
       </w:pPr>
       <w:r>
-        <w:t>TypeScript-first CMS framework for content-driven products inside Next.js</w:t>
+        <w:t>TypeScript-first CMS framework for content-driven products using Next.js, comparable in scope to Payload CMS or Sanity</w:t>
       </w:r>
     </w:p>
     <w:p>
@@ -192,7 +192,7 @@
         <w:pStyle w:val="ListBullet"/>
       </w:pPr>
       <w:r>
-        <w:t>RBAC with permissions for team content access</w:t>
+        <w:t>RBAC with permissions for team content access across organizations</w:t>
       </w:r>
     </w:p>
     <w:p>
@@ -200,7 +200,7 @@
         <w:pStyle w:val="ListBullet"/>
       </w:pPr>
       <w:r>
-        <w:t>PostgreSQL, MySQL, SQLite via pluggable Drizzle ORM adapters</w:t>
+        <w:t>PostgreSQL, MySQL, SQLite via pluggable Drizzle ORM adapters - zero code changes when switching databases</w:t>
       </w:r>
     </w:p>
     <w:p>
@@ -208,12 +208,12 @@
         <w:pStyle w:val="ListBullet"/>
       </w:pPr>
       <w:r>
-        <w:t>Fully containerized with Docker; CI/CD on Vercel and self-hosted</w:t>
+        <w:t>Fully containerized with Docker; CI/CD on Vercel and self-hosted environments</w:t>
       </w:r>
     </w:p>
     <w:p>
       <w:r>
-        <w:t>**RextAI** - AI-Powered Content Intelligence Platform (Live)</w:t>
+        <w:t>**RextAI** - AI-Powered Content Intelligence Platform</w:t>
       </w:r>
     </w:p>
     <w:p>
@@ -229,7 +229,7 @@
         <w:pStyle w:val="ListBullet"/>
       </w:pPr>
       <w:r>
-        <w:t>AI article generation editor with keyword input, E-E-A-T optimization controls</w:t>
+        <w:t>AI article generation editor with keyword input, E-E-A-T optimization controls, and humanization layer</w:t>
       </w:r>
     </w:p>
     <w:p>
@@ -237,7 +237,7 @@
         <w:pStyle w:val="ListBullet"/>
       </w:pPr>
       <w:r>
-        <w:t>One-click CMS auto-publish integrating WordPress, Webflow, and Ghost APIs</w:t>
+        <w:t>One-click CMS auto-publish integrating WordPress, Webflow, and Ghost APIs with OAuth flows</w:t>
       </w:r>
     </w:p>
     <w:p>
@@ -250,7 +250,7 @@
     </w:p>
     <w:p>
       <w:r>
-        <w:t>**HireIQ** - AI-Powered Recruitment &amp; Evaluation Platform (Live)</w:t>
+        <w:t>**HireIQ** - AI-Powered Recruitment &amp; Evaluation Platform</w:t>
       </w:r>
     </w:p>
     <w:p>
@@ -299,6 +299,9 @@
       </w:r>
     </w:p>
     <w:p>
+      <w:pPr>
+        <w:pStyle w:val="ListBullet"/>
+      </w:pPr>
       <w:r>
         <w:t>English, Urdu</w:t>
       </w:r>
